--- a/Tailored_CVs/Shinoy_ABB_E_mobility_Intern___Software_Testing.docx
+++ b/Tailored_CVs/Shinoy_ABB_E_mobility_Intern___Software_Testing.docx
@@ -70,7 +70,7 @@
           <w:b w:val="0"/>
           <w:sz w:val="19"/>
         </w:rPr>
-        <w:t>I am a QA automation engineer with over 8 years of experience building reliable test frameworks and executing manual and automated checks. I have a solid background in running test suites, reporting defects, and maintaining clear documentation. Recently, I have also explored AI tools like Gemini Code Assist to speed up test generation and deployment tasks. I hold a valid EU residence permit and am ready to contribute to your testing team.</w:t>
+        <w:t>I am a QA automation engineer with over 8 years of experience building reliable test frameworks and executing manual and automated checks. I hold a valid EU residence permit and live in Amstelveen, so I am ready to start immediately. I have hands-on experience exploring AI tools like Gemini Code Assist to streamline test generation. I am eager to apply my testing background to help verify embedded software quality for EV charging products.</w:t>
       </w:r>
     </w:p>
     <w:p>
@@ -288,7 +288,7 @@
           <w:b w:val="0"/>
           <w:sz w:val="18"/>
         </w:rPr>
-        <w:t>▸ Executed manual and automated tests to verify embedded software functionality and quality, ensuring reliable product releases.</w:t>
+        <w:t>▸ Executed manual and automated tests to verify software functionality, ensuring high release stability across complex financial and enterprise platforms.</w:t>
       </w:r>
     </w:p>
     <w:p>
@@ -301,7 +301,7 @@
           <w:b w:val="0"/>
           <w:sz w:val="18"/>
         </w:rPr>
-        <w:t>▸ Investigated test results, analyzed failures, and reported software defects with clear evidence and reproduction steps in JIRA.</w:t>
+        <w:t>▸ Investigated and reported software defects using JIRA, providing clear steps and documentation for engineering teams.</w:t>
       </w:r>
     </w:p>
     <w:p>
@@ -314,7 +314,7 @@
           <w:b w:val="0"/>
           <w:sz w:val="18"/>
         </w:rPr>
-        <w:t>▸ Maintained test cases, test results, and defect records to ensure accurate and uptodate documentation for the team.</w:t>
+        <w:t>▸ Maintained clear test cases, test results, and defect records to ensure accurate tracking and alignment with requirements.</w:t>
       </w:r>
     </w:p>
     <w:p>
@@ -327,7 +327,7 @@
           <w:b w:val="0"/>
           <w:sz w:val="18"/>
         </w:rPr>
-        <w:t>▸ Utilized AI tools like Gemini Code Assist to streamline test generation and deployment scripts during quality workflows.</w:t>
+        <w:t>▸ Streamlined test generation and deployment scripts utilizing AI tools like Gemini Code Assist.</w:t>
       </w:r>
     </w:p>
     <w:p>
